--- a/fuentes/63110199_CF01_DU.docx
+++ b/fuentes/63110199_CF01_DU.docx
@@ -308,7 +308,7 @@
               </wp:anchor>
             </w:drawing>
           </mc:Choice>
-          <mc:Fallback xmlns:w16sdtfl="http://schemas.microsoft.com/office/word/2024/wordml/sdtformatlock" xmlns:w16du="http://schemas.microsoft.com/office/word/2023/wordml/word16du" xmlns:oel="http://schemas.microsoft.com/office/2019/extlst">
+          <mc:Fallback xmlns:oel="http://schemas.microsoft.com/office/2019/extlst" xmlns:w16du="http://schemas.microsoft.com/office/word/2023/wordml/word16du" xmlns:w16sdtfl="http://schemas.microsoft.com/office/word/2024/wordml/sdtformatlock">
             <w:pict>
               <v:rect w14:anchorId="3A877550" id="Rectángulo 3" o:spid="_x0000_s1026" alt="&quot;&quot;" style="position:absolute;margin-left:0;margin-top:34.95pt;width:616.85pt;height:192.75pt;z-index:-251655168;visibility:visible;mso-wrap-style:square;mso-width-percent:0;mso-height-percent:0;mso-wrap-distance-left:9pt;mso-wrap-distance-top:0;mso-wrap-distance-right:9pt;mso-wrap-distance-bottom:0;mso-position-horizontal:left;mso-position-horizontal-relative:page;mso-position-vertical:absolute;mso-position-vertical-relative:text;mso-width-percent:0;mso-height-percent:0;mso-width-relative:margin;mso-height-relative:margin;v-text-anchor:middle" o:gfxdata="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" fillcolor="#00314d" stroked="f" strokeweight="1pt">
                 <w10:wrap anchorx="page"/>
@@ -681,6 +681,7 @@
             <w:r>
               <w:rPr>
                 <w:rStyle w:val="Extranjerismo"/>
+                <w:noProof/>
               </w:rPr>
               <w:t>Marketing</w:t>
             </w:r>
@@ -1567,6 +1568,7 @@
             <w:r>
               <w:rPr>
                 <w:rStyle w:val="Extranjerismo"/>
+                <w:noProof/>
               </w:rPr>
               <w:t>Marketing</w:t>
             </w:r>
@@ -2547,6 +2549,7 @@
             <w:r>
               <w:rPr>
                 <w:rStyle w:val="Extranjerismo"/>
+                <w:noProof/>
               </w:rPr>
               <w:t>marketing</w:t>
             </w:r>
@@ -2560,6 +2563,7 @@
             <w:r>
               <w:rPr>
                 <w:rStyle w:val="Extranjerismo"/>
+                <w:noProof/>
               </w:rPr>
               <w:t>marketing</w:t>
             </w:r>
@@ -5136,7 +5140,7 @@
           <w:lang w:val="es-419" w:eastAsia="es-CO"/>
         </w:rPr>
         <w:drawing>
-          <wp:inline distT="0" distB="0" distL="0" distR="0" wp14:anchorId="02B91626" wp14:editId="208E6BAE">
+          <wp:inline distT="0" distB="0" distL="0" distR="0" wp14:anchorId="02B91626" wp14:editId="070423DD">
             <wp:extent cx="4680000" cy="1414800"/>
             <wp:effectExtent l="0" t="0" r="6350" b="0"/>
             <wp:docPr id="2" name="Imagen 2" descr="La figura 1 describe los componentes del marketing tradicional, conocidos como las 4P: producto, precio, plaza y promoción."/>
@@ -5412,13 +5416,13 @@
     <w:tbl>
       <w:tblPr>
         <w:tblStyle w:val="SENA1"/>
-        <w:tblW w:w="0" w:type="auto"/>
+        <w:tblW w:w="10060" w:type="dxa"/>
         <w:tblLook w:val="04A0" w:firstRow="1" w:lastRow="0" w:firstColumn="1" w:lastColumn="0" w:noHBand="0" w:noVBand="1"/>
       </w:tblPr>
       <w:tblGrid>
         <w:gridCol w:w="2122"/>
         <w:gridCol w:w="3827"/>
-        <w:gridCol w:w="3402"/>
+        <w:gridCol w:w="4111"/>
       </w:tblGrid>
       <w:tr>
         <w:trPr>
@@ -5454,7 +5458,7 @@
         </w:tc>
         <w:tc>
           <w:tcPr>
-            <w:tcW w:w="3402" w:type="dxa"/>
+            <w:tcW w:w="4111" w:type="dxa"/>
           </w:tcPr>
           <w:p>
             <w:pPr>
@@ -5498,7 +5502,7 @@
         </w:tc>
         <w:tc>
           <w:tcPr>
-            <w:tcW w:w="3402" w:type="dxa"/>
+            <w:tcW w:w="4111" w:type="dxa"/>
           </w:tcPr>
           <w:p>
             <w:pPr>
@@ -5520,6 +5524,7 @@
               <w:pStyle w:val="TextoTablas"/>
             </w:pPr>
             <w:r>
+              <w:lastRenderedPageBreak/>
               <w:t>Mensaje</w:t>
             </w:r>
           </w:p>
@@ -5533,29 +5538,20 @@
               <w:pStyle w:val="TextoTablas"/>
             </w:pPr>
             <w:r>
-              <w:t xml:space="preserve">Contenido comunicativo estructurado que transmite los </w:t>
-            </w:r>
-            <w:r>
-              <w:lastRenderedPageBreak/>
-              <w:t>atributos, beneficios y propuesta de valor del producto, diseñado para influir en la percepción y decisión del consumidor.</w:t>
+              <w:t>Contenido comunicativo estructurado que transmite los atributos, beneficios y propuesta de valor del producto, diseñado para influir en la percepción y decisión del consumidor.</w:t>
             </w:r>
           </w:p>
         </w:tc>
         <w:tc>
           <w:tcPr>
-            <w:tcW w:w="3402" w:type="dxa"/>
+            <w:tcW w:w="4111" w:type="dxa"/>
           </w:tcPr>
           <w:p>
             <w:pPr>
               <w:pStyle w:val="TextoTablas"/>
             </w:pPr>
             <w:r>
-              <w:lastRenderedPageBreak/>
-              <w:t xml:space="preserve">Una marca de detergente comunica “mayor limpieza con </w:t>
-            </w:r>
-            <w:r>
-              <w:lastRenderedPageBreak/>
-              <w:t>menor esfuerzo” en su campaña publicitaria televisiva.</w:t>
+              <w:t>Una marca de detergente comunica “mayor limpieza con menor esfuerzo” en su campaña publicitaria televisiva.</w:t>
             </w:r>
           </w:p>
         </w:tc>
@@ -5573,7 +5569,6 @@
               <w:pStyle w:val="TextoTablas"/>
             </w:pPr>
             <w:r>
-              <w:lastRenderedPageBreak/>
               <w:t>Canal</w:t>
             </w:r>
           </w:p>
@@ -5593,7 +5588,7 @@
         </w:tc>
         <w:tc>
           <w:tcPr>
-            <w:tcW w:w="3402" w:type="dxa"/>
+            <w:tcW w:w="4111" w:type="dxa"/>
           </w:tcPr>
           <w:p>
             <w:pPr>
@@ -5634,7 +5629,7 @@
         </w:tc>
         <w:tc>
           <w:tcPr>
-            <w:tcW w:w="3402" w:type="dxa"/>
+            <w:tcW w:w="4111" w:type="dxa"/>
           </w:tcPr>
           <w:p>
             <w:pPr>
@@ -5789,7 +5784,14 @@
         <w:rPr>
           <w:lang w:val="es-419" w:eastAsia="es-CO"/>
         </w:rPr>
-        <w:t xml:space="preserve"> tradicional se evidencian en campañas publicitarias, lanzamientos de productos y estrategias de comunicación institucional</w:t>
+        <w:t xml:space="preserve"> tradicional se evidencian en campañas publicitarias, lanzamientos de productos y estrategias de </w:t>
+      </w:r>
+      <w:r>
+        <w:rPr>
+          <w:lang w:val="es-419" w:eastAsia="es-CO"/>
+        </w:rPr>
+        <w:lastRenderedPageBreak/>
+        <w:t>comunicación institucional</w:t>
       </w:r>
       <w:r>
         <w:rPr>
@@ -5801,14 +5803,7 @@
         <w:rPr>
           <w:lang w:val="es-419" w:eastAsia="es-CO"/>
         </w:rPr>
-        <w:t xml:space="preserve"> por ejemplo, Colgate ha utilizado campañas televisivas para </w:t>
-      </w:r>
-      <w:r>
-        <w:rPr>
-          <w:lang w:val="es-419" w:eastAsia="es-CO"/>
-        </w:rPr>
-        <w:lastRenderedPageBreak/>
-        <w:t>reforzar la confianza del consumidor en sus productos, destacando atributos funcionales y beneficios directos.</w:t>
+        <w:t xml:space="preserve"> por ejemplo, Colgate ha utilizado campañas televisivas para reforzar la confianza del consumidor en sus productos, destacando atributos funcionales y beneficios directos.</w:t>
       </w:r>
     </w:p>
     <w:p>
@@ -5987,7 +5982,14 @@
         <w:rPr>
           <w:lang w:val="es-419" w:eastAsia="es-CO"/>
         </w:rPr>
-        <w:t xml:space="preserve"> tradicional permite llegar simultáneamente a un gran número de personas mediante medios como la televisión, la radio, la prensa y la publicidad exterior. Esta amplia cobertura facilita el reconocimiento de la marca y la difusión de campañas dirigidas a mercados de gran tamaño.</w:t>
+        <w:t xml:space="preserve"> tradicional permite llegar simultáneamente a un gran número de personas mediante medios como la televisión, la radio, la prensa y la publicidad exterior. Esta amplia cobertura facilita el </w:t>
+      </w:r>
+      <w:r>
+        <w:rPr>
+          <w:lang w:val="es-419" w:eastAsia="es-CO"/>
+        </w:rPr>
+        <w:lastRenderedPageBreak/>
+        <w:t>reconocimiento de la marca y la difusión de campañas dirigidas a mercados de gran tamaño.</w:t>
       </w:r>
     </w:p>
     <w:p>
@@ -6007,7 +6009,6 @@
           <w:bCs/>
           <w:lang w:val="es-419" w:eastAsia="es-CO"/>
         </w:rPr>
-        <w:lastRenderedPageBreak/>
         <w:t>Control del mensaje</w:t>
       </w:r>
       <w:r>
@@ -6169,7 +6170,14 @@
         <w:rPr>
           <w:lang w:val="es-419" w:eastAsia="es-CO"/>
         </w:rPr>
-        <w:t xml:space="preserve"> tradicional proporcionan el sustento conceptual que orienta la comprensión del comportamiento del mercado y la formulación de estrategias comerciales</w:t>
+        <w:t xml:space="preserve"> tradicional proporcionan el sustento conceptual que orienta la comprensión del comportamiento del mercado y la formulación de </w:t>
+      </w:r>
+      <w:r>
+        <w:rPr>
+          <w:lang w:val="es-419" w:eastAsia="es-CO"/>
+        </w:rPr>
+        <w:lastRenderedPageBreak/>
+        <w:t>estrategias comerciales</w:t>
       </w:r>
       <w:r>
         <w:rPr>
@@ -6181,14 +6189,7 @@
         <w:rPr>
           <w:lang w:val="es-419" w:eastAsia="es-CO"/>
         </w:rPr>
-        <w:t xml:space="preserve"> estas teorías se han desarrollado a partir de enfoques económicos y administrativos, destacando la teoría de la oferta y la demanda, la teoría </w:t>
-      </w:r>
-      <w:r>
-        <w:rPr>
-          <w:lang w:val="es-419" w:eastAsia="es-CO"/>
-        </w:rPr>
-        <w:lastRenderedPageBreak/>
-        <w:t>del comportamiento del consumidor y la teoría de la ventaja competitiva (Kotler &amp; Keller, 2016).</w:t>
+        <w:t xml:space="preserve"> estas teorías se han desarrollado a partir de enfoques económicos y administrativos, destacando la teoría de la oferta y la demanda, la teoría del comportamiento del consumidor y la teoría de la ventaja competitiva (Kotler &amp; Keller, 2016).</w:t>
       </w:r>
     </w:p>
     <w:p>
@@ -6350,20 +6351,26 @@
         <w:rPr>
           <w:lang w:val="es-419" w:eastAsia="es-CO"/>
         </w:rPr>
-        <w:t xml:space="preserve">Estas teorías permiten interpretar cómo las empresas responden a las necesidades del mercado, por ejemplo, Toyota ha utilizado principios de ventaja competitiva para diferenciarse mediante calidad y eficiencia, alineando su oferta con las expectativas del consumidor. </w:t>
-      </w:r>
-    </w:p>
-    <w:p>
-      <w:pPr>
-        <w:rPr>
-          <w:lang w:val="es-419" w:eastAsia="es-CO"/>
-        </w:rPr>
-      </w:pPr>
+        <w:t xml:space="preserve">Estas teorías permiten interpretar cómo las empresas responden a las necesidades del mercado, por ejemplo, Toyota ha utilizado principios de ventaja </w:t>
+      </w:r>
       <w:r>
         <w:rPr>
           <w:lang w:val="es-419" w:eastAsia="es-CO"/>
         </w:rPr>
         <w:lastRenderedPageBreak/>
+        <w:t xml:space="preserve">competitiva para diferenciarse mediante calidad y eficiencia, alineando su oferta con las expectativas del consumidor. </w:t>
+      </w:r>
+    </w:p>
+    <w:p>
+      <w:pPr>
+        <w:rPr>
+          <w:lang w:val="es-419" w:eastAsia="es-CO"/>
+        </w:rPr>
+      </w:pPr>
+      <w:r>
+        <w:rPr>
+          <w:lang w:val="es-419" w:eastAsia="es-CO"/>
+        </w:rPr>
         <w:t xml:space="preserve">Las teorías del </w:t>
       </w:r>
       <w:r>
@@ -6522,13 +6529,13 @@
     <w:tbl>
       <w:tblPr>
         <w:tblStyle w:val="SENA1"/>
-        <w:tblW w:w="0" w:type="auto"/>
+        <w:tblW w:w="10060" w:type="dxa"/>
         <w:tblLook w:val="04A0" w:firstRow="1" w:lastRow="0" w:firstColumn="1" w:lastColumn="0" w:noHBand="0" w:noVBand="1"/>
       </w:tblPr>
       <w:tblGrid>
         <w:gridCol w:w="2122"/>
         <w:gridCol w:w="3827"/>
-        <w:gridCol w:w="3402"/>
+        <w:gridCol w:w="4111"/>
       </w:tblGrid>
       <w:tr>
         <w:trPr>
@@ -6564,7 +6571,7 @@
         </w:tc>
         <w:tc>
           <w:tcPr>
-            <w:tcW w:w="3402" w:type="dxa"/>
+            <w:tcW w:w="4111" w:type="dxa"/>
           </w:tcPr>
           <w:p>
             <w:pPr>
@@ -6608,7 +6615,7 @@
         </w:tc>
         <w:tc>
           <w:tcPr>
-            <w:tcW w:w="3402" w:type="dxa"/>
+            <w:tcW w:w="4111" w:type="dxa"/>
           </w:tcPr>
           <w:p>
             <w:pPr>
@@ -6649,7 +6656,7 @@
         </w:tc>
         <w:tc>
           <w:tcPr>
-            <w:tcW w:w="3402" w:type="dxa"/>
+            <w:tcW w:w="4111" w:type="dxa"/>
           </w:tcPr>
           <w:p>
             <w:pPr>
@@ -6693,7 +6700,7 @@
         </w:tc>
         <w:tc>
           <w:tcPr>
-            <w:tcW w:w="3402" w:type="dxa"/>
+            <w:tcW w:w="4111" w:type="dxa"/>
           </w:tcPr>
           <w:p>
             <w:pPr>
@@ -6734,7 +6741,7 @@
         </w:tc>
         <w:tc>
           <w:tcPr>
-            <w:tcW w:w="3402" w:type="dxa"/>
+            <w:tcW w:w="4111" w:type="dxa"/>
           </w:tcPr>
           <w:p>
             <w:pPr>
@@ -7504,13 +7511,13 @@
     <w:tbl>
       <w:tblPr>
         <w:tblStyle w:val="SENA1"/>
-        <w:tblW w:w="0" w:type="auto"/>
+        <w:tblW w:w="10060" w:type="dxa"/>
         <w:tblLook w:val="04A0" w:firstRow="1" w:lastRow="0" w:firstColumn="1" w:lastColumn="0" w:noHBand="0" w:noVBand="1"/>
       </w:tblPr>
       <w:tblGrid>
         <w:gridCol w:w="2122"/>
         <w:gridCol w:w="3685"/>
-        <w:gridCol w:w="3544"/>
+        <w:gridCol w:w="4253"/>
       </w:tblGrid>
       <w:tr>
         <w:trPr>
@@ -7546,7 +7553,7 @@
         </w:tc>
         <w:tc>
           <w:tcPr>
-            <w:tcW w:w="3544" w:type="dxa"/>
+            <w:tcW w:w="4253" w:type="dxa"/>
           </w:tcPr>
           <w:p>
             <w:pPr>
@@ -7590,7 +7597,7 @@
         </w:tc>
         <w:tc>
           <w:tcPr>
-            <w:tcW w:w="3544" w:type="dxa"/>
+            <w:tcW w:w="4253" w:type="dxa"/>
           </w:tcPr>
           <w:p>
             <w:pPr>
@@ -7635,7 +7642,7 @@
         </w:tc>
         <w:tc>
           <w:tcPr>
-            <w:tcW w:w="3544" w:type="dxa"/>
+            <w:tcW w:w="4253" w:type="dxa"/>
           </w:tcPr>
           <w:p>
             <w:pPr>
@@ -7643,11 +7650,11 @@
             </w:pPr>
             <w:r>
               <w:lastRenderedPageBreak/>
-              <w:t xml:space="preserve">Una campaña publicitaria muestra momentos familiares </w:t>
+              <w:t xml:space="preserve">Una campaña publicitaria muestra momentos familiares para asociar la </w:t>
             </w:r>
             <w:r>
               <w:lastRenderedPageBreak/>
-              <w:t>para asociar la marca con felicidad y cercanía emocional.</w:t>
+              <w:t>marca con felicidad y cercanía emocional.</w:t>
             </w:r>
           </w:p>
         </w:tc>
@@ -7685,7 +7692,7 @@
         </w:tc>
         <w:tc>
           <w:tcPr>
-            <w:tcW w:w="3544" w:type="dxa"/>
+            <w:tcW w:w="4253" w:type="dxa"/>
           </w:tcPr>
           <w:p>
             <w:pPr>
@@ -7726,7 +7733,7 @@
         </w:tc>
         <w:tc>
           <w:tcPr>
-            <w:tcW w:w="3544" w:type="dxa"/>
+            <w:tcW w:w="4253" w:type="dxa"/>
           </w:tcPr>
           <w:p>
             <w:pPr>
@@ -8242,13 +8249,13 @@
     <w:tbl>
       <w:tblPr>
         <w:tblStyle w:val="SENA1"/>
-        <w:tblW w:w="0" w:type="auto"/>
+        <w:tblW w:w="10060" w:type="dxa"/>
         <w:tblLook w:val="04A0" w:firstRow="1" w:lastRow="0" w:firstColumn="1" w:lastColumn="0" w:noHBand="0" w:noVBand="1"/>
       </w:tblPr>
       <w:tblGrid>
         <w:gridCol w:w="2122"/>
         <w:gridCol w:w="3685"/>
-        <w:gridCol w:w="3544"/>
+        <w:gridCol w:w="4253"/>
       </w:tblGrid>
       <w:tr>
         <w:trPr>
@@ -8284,7 +8291,7 @@
         </w:tc>
         <w:tc>
           <w:tcPr>
-            <w:tcW w:w="3544" w:type="dxa"/>
+            <w:tcW w:w="4253" w:type="dxa"/>
           </w:tcPr>
           <w:p>
             <w:pPr>
@@ -8328,7 +8335,7 @@
         </w:tc>
         <w:tc>
           <w:tcPr>
-            <w:tcW w:w="3544" w:type="dxa"/>
+            <w:tcW w:w="4253" w:type="dxa"/>
           </w:tcPr>
           <w:p>
             <w:pPr>
@@ -8369,7 +8376,7 @@
         </w:tc>
         <w:tc>
           <w:tcPr>
-            <w:tcW w:w="3544" w:type="dxa"/>
+            <w:tcW w:w="4253" w:type="dxa"/>
           </w:tcPr>
           <w:p>
             <w:pPr>
@@ -8413,7 +8420,7 @@
         </w:tc>
         <w:tc>
           <w:tcPr>
-            <w:tcW w:w="3544" w:type="dxa"/>
+            <w:tcW w:w="4253" w:type="dxa"/>
           </w:tcPr>
           <w:p>
             <w:pPr>
@@ -8454,7 +8461,7 @@
         </w:tc>
         <w:tc>
           <w:tcPr>
-            <w:tcW w:w="3544" w:type="dxa"/>
+            <w:tcW w:w="4253" w:type="dxa"/>
           </w:tcPr>
           <w:p>
             <w:pPr>
@@ -8498,7 +8505,7 @@
         </w:tc>
         <w:tc>
           <w:tcPr>
-            <w:tcW w:w="3544" w:type="dxa"/>
+            <w:tcW w:w="4253" w:type="dxa"/>
           </w:tcPr>
           <w:p>
             <w:pPr>
@@ -8539,7 +8546,7 @@
         </w:tc>
         <w:tc>
           <w:tcPr>
-            <w:tcW w:w="3544" w:type="dxa"/>
+            <w:tcW w:w="4253" w:type="dxa"/>
           </w:tcPr>
           <w:p>
             <w:pPr>
@@ -8584,7 +8591,7 @@
         </w:tc>
         <w:tc>
           <w:tcPr>
-            <w:tcW w:w="3544" w:type="dxa"/>
+            <w:tcW w:w="4253" w:type="dxa"/>
           </w:tcPr>
           <w:p>
             <w:pPr>
@@ -8625,7 +8632,7 @@
         </w:tc>
         <w:tc>
           <w:tcPr>
-            <w:tcW w:w="3544" w:type="dxa"/>
+            <w:tcW w:w="4253" w:type="dxa"/>
           </w:tcPr>
           <w:p>
             <w:pPr>
@@ -8669,7 +8676,7 @@
         </w:tc>
         <w:tc>
           <w:tcPr>
-            <w:tcW w:w="3544" w:type="dxa"/>
+            <w:tcW w:w="4253" w:type="dxa"/>
           </w:tcPr>
           <w:p>
             <w:pPr>
@@ -8710,7 +8717,7 @@
         </w:tc>
         <w:tc>
           <w:tcPr>
-            <w:tcW w:w="3544" w:type="dxa"/>
+            <w:tcW w:w="4253" w:type="dxa"/>
           </w:tcPr>
           <w:p>
             <w:pPr>
@@ -8841,7 +8848,6 @@
         </w:rPr>
         <w:t xml:space="preserve">En el ámbito empresarial, estas aplicaciones se evidencian en activaciones de marca, experiencias inmersivas y estrategias de </w:t>
       </w:r>
-      <w:proofErr w:type="spellStart"/>
       <w:r>
         <w:rPr>
           <w:rStyle w:val="Extranjerismo"/>
@@ -8849,7 +8855,6 @@
         </w:rPr>
         <w:t>engagement</w:t>
       </w:r>
-      <w:proofErr w:type="spellEnd"/>
       <w:r>
         <w:rPr>
           <w:lang w:val="es-419" w:eastAsia="es-CO"/>
@@ -9392,13 +9397,13 @@
     <w:tbl>
       <w:tblPr>
         <w:tblStyle w:val="SENA1"/>
-        <w:tblW w:w="0" w:type="auto"/>
+        <w:tblW w:w="10060" w:type="dxa"/>
         <w:tblLook w:val="04A0" w:firstRow="1" w:lastRow="0" w:firstColumn="1" w:lastColumn="0" w:noHBand="0" w:noVBand="1"/>
       </w:tblPr>
       <w:tblGrid>
         <w:gridCol w:w="2122"/>
         <w:gridCol w:w="3685"/>
-        <w:gridCol w:w="3544"/>
+        <w:gridCol w:w="4253"/>
       </w:tblGrid>
       <w:tr>
         <w:trPr>
@@ -9434,7 +9439,7 @@
         </w:tc>
         <w:tc>
           <w:tcPr>
-            <w:tcW w:w="3544" w:type="dxa"/>
+            <w:tcW w:w="4253" w:type="dxa"/>
           </w:tcPr>
           <w:p>
             <w:pPr>
@@ -9478,7 +9483,7 @@
         </w:tc>
         <w:tc>
           <w:tcPr>
-            <w:tcW w:w="3544" w:type="dxa"/>
+            <w:tcW w:w="4253" w:type="dxa"/>
           </w:tcPr>
           <w:p>
             <w:pPr>
@@ -9519,7 +9524,7 @@
         </w:tc>
         <w:tc>
           <w:tcPr>
-            <w:tcW w:w="3544" w:type="dxa"/>
+            <w:tcW w:w="4253" w:type="dxa"/>
           </w:tcPr>
           <w:p>
             <w:pPr>
@@ -9563,7 +9568,7 @@
         </w:tc>
         <w:tc>
           <w:tcPr>
-            <w:tcW w:w="3544" w:type="dxa"/>
+            <w:tcW w:w="4253" w:type="dxa"/>
           </w:tcPr>
           <w:p>
             <w:pPr>
@@ -10151,6 +10156,21 @@
           <w:lang w:val="es-419" w:eastAsia="es-CO"/>
         </w:rPr>
         <w:t xml:space="preserve"> experiencial.</w:t>
+      </w:r>
+    </w:p>
+    <w:p>
+      <w:pPr>
+        <w:spacing w:before="0" w:after="160" w:line="259" w:lineRule="auto"/>
+        <w:ind w:firstLine="0"/>
+        <w:rPr>
+          <w:lang w:val="es-419" w:eastAsia="es-CO"/>
+        </w:rPr>
+      </w:pPr>
+      <w:r>
+        <w:rPr>
+          <w:lang w:val="es-419" w:eastAsia="es-CO"/>
+        </w:rPr>
+        <w:br w:type="page"/>
       </w:r>
     </w:p>
     <w:tbl>
@@ -10181,6 +10201,7 @@
                 <w:b/>
                 <w:bCs/>
               </w:rPr>
+              <w:lastRenderedPageBreak/>
               <w:t xml:space="preserve">Transcripción del pódcast. </w:t>
             </w:r>
             <w:r>
@@ -10217,7 +10238,7 @@
                 <w:b/>
                 <w:bCs/>
               </w:rPr>
-              <w:t xml:space="preserve"> experiencial.</w:t>
+              <w:t xml:space="preserve"> experiencial</w:t>
             </w:r>
           </w:p>
         </w:tc>
@@ -10233,7 +10254,6 @@
                 <w:b/>
                 <w:bCs/>
               </w:rPr>
-              <w:lastRenderedPageBreak/>
               <w:t>Mujer</w:t>
             </w:r>
             <w:r>
@@ -11282,13 +11302,13 @@
     <w:tbl>
       <w:tblPr>
         <w:tblStyle w:val="SENA1"/>
-        <w:tblW w:w="0" w:type="auto"/>
+        <w:tblW w:w="10060" w:type="dxa"/>
         <w:tblLook w:val="04A0" w:firstRow="1" w:lastRow="0" w:firstColumn="1" w:lastColumn="0" w:noHBand="0" w:noVBand="1"/>
       </w:tblPr>
       <w:tblGrid>
         <w:gridCol w:w="2122"/>
         <w:gridCol w:w="3685"/>
-        <w:gridCol w:w="3544"/>
+        <w:gridCol w:w="4253"/>
       </w:tblGrid>
       <w:tr>
         <w:trPr>
@@ -11324,7 +11344,7 @@
         </w:tc>
         <w:tc>
           <w:tcPr>
-            <w:tcW w:w="3544" w:type="dxa"/>
+            <w:tcW w:w="4253" w:type="dxa"/>
           </w:tcPr>
           <w:p>
             <w:pPr>
@@ -11368,7 +11388,7 @@
         </w:tc>
         <w:tc>
           <w:tcPr>
-            <w:tcW w:w="3544" w:type="dxa"/>
+            <w:tcW w:w="4253" w:type="dxa"/>
           </w:tcPr>
           <w:p>
             <w:pPr>
@@ -11409,7 +11429,7 @@
         </w:tc>
         <w:tc>
           <w:tcPr>
-            <w:tcW w:w="3544" w:type="dxa"/>
+            <w:tcW w:w="4253" w:type="dxa"/>
           </w:tcPr>
           <w:p>
             <w:pPr>
@@ -11453,7 +11473,7 @@
         </w:tc>
         <w:tc>
           <w:tcPr>
-            <w:tcW w:w="3544" w:type="dxa"/>
+            <w:tcW w:w="4253" w:type="dxa"/>
           </w:tcPr>
           <w:p>
             <w:pPr>
@@ -11514,7 +11534,7 @@
         </w:tc>
         <w:tc>
           <w:tcPr>
-            <w:tcW w:w="3544" w:type="dxa"/>
+            <w:tcW w:w="4253" w:type="dxa"/>
           </w:tcPr>
           <w:p>
             <w:pPr>
@@ -12643,13 +12663,13 @@
     <w:tbl>
       <w:tblPr>
         <w:tblStyle w:val="SENA1"/>
-        <w:tblW w:w="0" w:type="auto"/>
+        <w:tblW w:w="10060" w:type="dxa"/>
         <w:tblLook w:val="04A0" w:firstRow="1" w:lastRow="0" w:firstColumn="1" w:lastColumn="0" w:noHBand="0" w:noVBand="1"/>
       </w:tblPr>
       <w:tblGrid>
         <w:gridCol w:w="2122"/>
         <w:gridCol w:w="3685"/>
-        <w:gridCol w:w="3544"/>
+        <w:gridCol w:w="4253"/>
       </w:tblGrid>
       <w:tr>
         <w:trPr>
@@ -12685,7 +12705,7 @@
         </w:tc>
         <w:tc>
           <w:tcPr>
-            <w:tcW w:w="3544" w:type="dxa"/>
+            <w:tcW w:w="4253" w:type="dxa"/>
           </w:tcPr>
           <w:p>
             <w:pPr>
@@ -12739,7 +12759,7 @@
         </w:tc>
         <w:tc>
           <w:tcPr>
-            <w:tcW w:w="3544" w:type="dxa"/>
+            <w:tcW w:w="4253" w:type="dxa"/>
           </w:tcPr>
           <w:p>
             <w:pPr>
@@ -12747,11 +12767,11 @@
             </w:pPr>
             <w:r>
               <w:lastRenderedPageBreak/>
-              <w:t xml:space="preserve">Una tienda utiliza iluminación cálida y aromas agradables para generar una percepción de </w:t>
+              <w:t xml:space="preserve">Una tienda utiliza iluminación cálida y aromas agradables para generar una </w:t>
             </w:r>
             <w:r>
               <w:lastRenderedPageBreak/>
-              <w:t xml:space="preserve">exclusividad y </w:t>
+              <w:t xml:space="preserve">percepción de exclusividad y </w:t>
             </w:r>
             <w:r>
               <w:t>confort</w:t>
@@ -12792,7 +12812,7 @@
         </w:tc>
         <w:tc>
           <w:tcPr>
-            <w:tcW w:w="3544" w:type="dxa"/>
+            <w:tcW w:w="4253" w:type="dxa"/>
           </w:tcPr>
           <w:p>
             <w:pPr>
@@ -12836,7 +12856,7 @@
         </w:tc>
         <w:tc>
           <w:tcPr>
-            <w:tcW w:w="3544" w:type="dxa"/>
+            <w:tcW w:w="4253" w:type="dxa"/>
           </w:tcPr>
           <w:p>
             <w:pPr>
@@ -12877,7 +12897,7 @@
         </w:tc>
         <w:tc>
           <w:tcPr>
-            <w:tcW w:w="3544" w:type="dxa"/>
+            <w:tcW w:w="4253" w:type="dxa"/>
           </w:tcPr>
           <w:p>
             <w:pPr>
@@ -13710,13 +13730,13 @@
     <w:tbl>
       <w:tblPr>
         <w:tblStyle w:val="SENA1"/>
-        <w:tblW w:w="0" w:type="auto"/>
+        <w:tblW w:w="10060" w:type="dxa"/>
         <w:tblLook w:val="04A0" w:firstRow="1" w:lastRow="0" w:firstColumn="1" w:lastColumn="0" w:noHBand="0" w:noVBand="1"/>
       </w:tblPr>
       <w:tblGrid>
         <w:gridCol w:w="2122"/>
         <w:gridCol w:w="3685"/>
-        <w:gridCol w:w="3544"/>
+        <w:gridCol w:w="4253"/>
       </w:tblGrid>
       <w:tr>
         <w:trPr>
@@ -13752,7 +13772,7 @@
         </w:tc>
         <w:tc>
           <w:tcPr>
-            <w:tcW w:w="3544" w:type="dxa"/>
+            <w:tcW w:w="4253" w:type="dxa"/>
           </w:tcPr>
           <w:p>
             <w:pPr>
@@ -13796,7 +13816,7 @@
         </w:tc>
         <w:tc>
           <w:tcPr>
-            <w:tcW w:w="3544" w:type="dxa"/>
+            <w:tcW w:w="4253" w:type="dxa"/>
           </w:tcPr>
           <w:p>
             <w:pPr>
@@ -13837,7 +13857,7 @@
         </w:tc>
         <w:tc>
           <w:tcPr>
-            <w:tcW w:w="3544" w:type="dxa"/>
+            <w:tcW w:w="4253" w:type="dxa"/>
           </w:tcPr>
           <w:p>
             <w:pPr>
@@ -13884,7 +13904,7 @@
         </w:tc>
         <w:tc>
           <w:tcPr>
-            <w:tcW w:w="3544" w:type="dxa"/>
+            <w:tcW w:w="4253" w:type="dxa"/>
           </w:tcPr>
           <w:p>
             <w:pPr>
@@ -13925,7 +13945,7 @@
         </w:tc>
         <w:tc>
           <w:tcPr>
-            <w:tcW w:w="3544" w:type="dxa"/>
+            <w:tcW w:w="4253" w:type="dxa"/>
           </w:tcPr>
           <w:p>
             <w:pPr>
@@ -14680,13 +14700,13 @@
     <w:tbl>
       <w:tblPr>
         <w:tblStyle w:val="SENA1"/>
-        <w:tblW w:w="0" w:type="auto"/>
+        <w:tblW w:w="10060" w:type="dxa"/>
         <w:tblLook w:val="04A0" w:firstRow="1" w:lastRow="0" w:firstColumn="1" w:lastColumn="0" w:noHBand="0" w:noVBand="1"/>
       </w:tblPr>
       <w:tblGrid>
         <w:gridCol w:w="2122"/>
         <w:gridCol w:w="3685"/>
-        <w:gridCol w:w="3544"/>
+        <w:gridCol w:w="4253"/>
       </w:tblGrid>
       <w:tr>
         <w:trPr>
@@ -14722,7 +14742,7 @@
         </w:tc>
         <w:tc>
           <w:tcPr>
-            <w:tcW w:w="3544" w:type="dxa"/>
+            <w:tcW w:w="4253" w:type="dxa"/>
           </w:tcPr>
           <w:p>
             <w:pPr>
@@ -14766,7 +14786,7 @@
         </w:tc>
         <w:tc>
           <w:tcPr>
-            <w:tcW w:w="3544" w:type="dxa"/>
+            <w:tcW w:w="4253" w:type="dxa"/>
           </w:tcPr>
           <w:p>
             <w:pPr>
@@ -14807,7 +14827,7 @@
         </w:tc>
         <w:tc>
           <w:tcPr>
-            <w:tcW w:w="3544" w:type="dxa"/>
+            <w:tcW w:w="4253" w:type="dxa"/>
           </w:tcPr>
           <w:p>
             <w:pPr>
@@ -14851,7 +14871,7 @@
         </w:tc>
         <w:tc>
           <w:tcPr>
-            <w:tcW w:w="3544" w:type="dxa"/>
+            <w:tcW w:w="4253" w:type="dxa"/>
           </w:tcPr>
           <w:p>
             <w:pPr>
@@ -14892,7 +14912,7 @@
         </w:tc>
         <w:tc>
           <w:tcPr>
-            <w:tcW w:w="3544" w:type="dxa"/>
+            <w:tcW w:w="4253" w:type="dxa"/>
           </w:tcPr>
           <w:p>
             <w:pPr>
@@ -14982,29 +15002,29 @@
         <w:rPr>
           <w:lang w:val="es-419" w:eastAsia="es-CO"/>
         </w:rPr>
+        <w:t xml:space="preserve">¿Cómo puede una marca identificar si sus clientes toman decisiones de compra impulsivas o racionales para diseñar estrategias de </w:t>
+      </w:r>
+      <w:r>
+        <w:rPr>
+          <w:rStyle w:val="Extranjerismo"/>
+          <w:lang w:val="es-419" w:eastAsia="es-CO"/>
+        </w:rPr>
+        <w:t>marketing</w:t>
+      </w:r>
+      <w:r>
+        <w:rPr>
+          <w:lang w:val="es-419" w:eastAsia="es-CO"/>
+        </w:rPr>
+        <w:t xml:space="preserve"> más efectivas?</w:t>
+      </w:r>
+    </w:p>
+    <w:p>
+      <w:pPr>
+        <w:pStyle w:val="Ttulo2"/>
+      </w:pPr>
+      <w:bookmarkStart w:id="42" w:name="_Toc235120680"/>
+      <w:r>
         <w:lastRenderedPageBreak/>
-        <w:t xml:space="preserve">¿Cómo puede una marca identificar si sus clientes toman decisiones de compra impulsivas o racionales para diseñar estrategias de </w:t>
-      </w:r>
-      <w:r>
-        <w:rPr>
-          <w:rStyle w:val="Extranjerismo"/>
-          <w:lang w:val="es-419" w:eastAsia="es-CO"/>
-        </w:rPr>
-        <w:t>marketing</w:t>
-      </w:r>
-      <w:r>
-        <w:rPr>
-          <w:lang w:val="es-419" w:eastAsia="es-CO"/>
-        </w:rPr>
-        <w:t xml:space="preserve"> más efectivas?</w:t>
-      </w:r>
-    </w:p>
-    <w:p>
-      <w:pPr>
-        <w:pStyle w:val="Ttulo2"/>
-      </w:pPr>
-      <w:bookmarkStart w:id="42" w:name="_Toc235120680"/>
-      <w:r>
         <w:t>Ventajas</w:t>
       </w:r>
       <w:bookmarkEnd w:id="42"/>
@@ -15042,13 +15062,13 @@
     <w:tbl>
       <w:tblPr>
         <w:tblStyle w:val="SENA1"/>
-        <w:tblW w:w="0" w:type="auto"/>
+        <w:tblW w:w="10060" w:type="dxa"/>
         <w:tblLook w:val="04A0" w:firstRow="1" w:lastRow="0" w:firstColumn="1" w:lastColumn="0" w:noHBand="0" w:noVBand="1"/>
       </w:tblPr>
       <w:tblGrid>
         <w:gridCol w:w="2122"/>
         <w:gridCol w:w="3685"/>
-        <w:gridCol w:w="3544"/>
+        <w:gridCol w:w="4253"/>
       </w:tblGrid>
       <w:tr>
         <w:trPr>
@@ -15084,7 +15104,7 @@
         </w:tc>
         <w:tc>
           <w:tcPr>
-            <w:tcW w:w="3544" w:type="dxa"/>
+            <w:tcW w:w="4253" w:type="dxa"/>
           </w:tcPr>
           <w:p>
             <w:pPr>
@@ -15128,7 +15148,7 @@
         </w:tc>
         <w:tc>
           <w:tcPr>
-            <w:tcW w:w="3544" w:type="dxa"/>
+            <w:tcW w:w="4253" w:type="dxa"/>
           </w:tcPr>
           <w:p>
             <w:pPr>
@@ -15179,7 +15199,7 @@
         </w:tc>
         <w:tc>
           <w:tcPr>
-            <w:tcW w:w="3544" w:type="dxa"/>
+            <w:tcW w:w="4253" w:type="dxa"/>
           </w:tcPr>
           <w:p>
             <w:pPr>
@@ -15223,7 +15243,7 @@
         </w:tc>
         <w:tc>
           <w:tcPr>
-            <w:tcW w:w="3544" w:type="dxa"/>
+            <w:tcW w:w="4253" w:type="dxa"/>
           </w:tcPr>
           <w:p>
             <w:pPr>
@@ -15258,29 +15278,20 @@
               <w:pStyle w:val="TextoTablas"/>
             </w:pPr>
             <w:r>
-              <w:t xml:space="preserve">Contribuye a fortalecer la imagen de la marca en la mente del consumidor al alinear la </w:t>
-            </w:r>
-            <w:r>
-              <w:lastRenderedPageBreak/>
-              <w:t>experiencia con sus expectativas y forma de decidir.</w:t>
+              <w:t>Contribuye a fortalecer la imagen de la marca en la mente del consumidor al alinear la experiencia con sus expectativas y forma de decidir.</w:t>
             </w:r>
           </w:p>
         </w:tc>
         <w:tc>
           <w:tcPr>
-            <w:tcW w:w="3544" w:type="dxa"/>
+            <w:tcW w:w="4253" w:type="dxa"/>
           </w:tcPr>
           <w:p>
             <w:pPr>
               <w:pStyle w:val="TextoTablas"/>
             </w:pPr>
             <w:r>
-              <w:lastRenderedPageBreak/>
-              <w:t xml:space="preserve">Una marca se posiciona como confiable al ofrecer información </w:t>
-            </w:r>
-            <w:r>
-              <w:lastRenderedPageBreak/>
-              <w:t>clara y soporte en decisiones de compra racionales.</w:t>
+              <w:t>Una marca se posiciona como confiable al ofrecer información clara y soporte en decisiones de compra racionales.</w:t>
             </w:r>
           </w:p>
         </w:tc>
@@ -15316,6 +15327,7 @@
         <w:rPr>
           <w:lang w:val="es-419" w:eastAsia="es-CO"/>
         </w:rPr>
+        <w:lastRenderedPageBreak/>
         <w:t>Para ampliar sus conocimientos sobre el comportamiento del consumidor, consulte el documento ‘Comportamiento_del_consumidor_Solomon.pdf’ ubicado en la carpeta Anexos.</w:t>
       </w:r>
     </w:p>
@@ -15402,7 +15414,7 @@
                 <w:b/>
                 <w:bCs/>
               </w:rPr>
-              <w:t>ecisiones de compra estratégicas.</w:t>
+              <w:t>ecisiones de compra estratégicas</w:t>
             </w:r>
           </w:p>
         </w:tc>
@@ -15470,11 +15482,7 @@
               <w:t xml:space="preserve"> p</w:t>
             </w:r>
             <w:r>
-              <w:t xml:space="preserve">or eso, en este episodio conoceremos las características de la compra impulsiva y la compra racional, y veremos por qué ambas hacen parte de las </w:t>
-            </w:r>
-            <w:r>
-              <w:lastRenderedPageBreak/>
-              <w:t>decisiones estratégicas que orientan la gestión comercial de las organizaciones. ¡Bienvenidos!</w:t>
+              <w:t>or eso, en este episodio conoceremos las características de la compra impulsiva y la compra racional, y veremos por qué ambas hacen parte de las decisiones estratégicas que orientan la gestión comercial de las organizaciones. ¡Bienvenidos!</w:t>
             </w:r>
           </w:p>
           <w:p>
@@ -15489,7 +15497,11 @@
               <w:t>: l</w:t>
             </w:r>
             <w:r>
-              <w:t>a compra impulsiva suele activarse mediante estímulos inmediatos que generan respuestas emocionales rápidas. En este tipo de decisión, el consumidor dedica poco tiempo al análisis y responde de forma espontánea frente a elementos como promociones, exhibiciones, descuentos o mensajes llamativos.</w:t>
+              <w:t xml:space="preserve">a compra impulsiva suele activarse mediante estímulos inmediatos que generan respuestas emocionales rápidas. En este tipo de decisión, el consumidor </w:t>
+            </w:r>
+            <w:r>
+              <w:lastRenderedPageBreak/>
+              <w:t>dedica poco tiempo al análisis y responde de forma espontánea frente a elementos como promociones, exhibiciones, descuentos o mensajes llamativos.</w:t>
             </w:r>
           </w:p>
           <w:p>
@@ -15587,11 +15599,7 @@
               <w:t xml:space="preserve"> e</w:t>
             </w:r>
             <w:r>
-              <w:t xml:space="preserve">n cambio, cuando el proceso de compra es más racional, la estrategia es diferente. En estos casos resulta fundamental ofrecer información estructurada, </w:t>
-            </w:r>
-            <w:r>
-              <w:lastRenderedPageBreak/>
-              <w:t>argumentos comparativos y evidencia funcional que permitan al consumidor evaluar las alternativas con mayor seguridad.</w:t>
+              <w:t>n cambio, cuando el proceso de compra es más racional, la estrategia es diferente. En estos casos resulta fundamental ofrecer información estructurada, argumentos comparativos y evidencia funcional que permitan al consumidor evaluar las alternativas con mayor seguridad.</w:t>
             </w:r>
           </w:p>
           <w:p>
@@ -15606,7 +15614,11 @@
               <w:t>: e</w:t>
             </w:r>
             <w:r>
-              <w:t>sto explica por qué sectores como tecnología, educación o servicios financieros desarrollan procesos comunicativos más analíticos, mientras industrias como la moda, el entretenimiento o el consumo masivo suelen priorizar experiencias emocionales y estímulos de respuesta inmediata.</w:t>
+              <w:t xml:space="preserve">sto explica por qué sectores como tecnología, educación o servicios financieros desarrollan procesos comunicativos más analíticos, mientras industrias </w:t>
+            </w:r>
+            <w:r>
+              <w:lastRenderedPageBreak/>
+              <w:t>como la moda, el entretenimiento o el consumo masivo suelen priorizar experiencias emocionales y estímulos de respuesta inmediata.</w:t>
             </w:r>
           </w:p>
           <w:p>
@@ -15812,6 +15824,7 @@
     <w:p>
       <w:pPr>
         <w:ind w:firstLine="0"/>
+        <w:jc w:val="center"/>
         <w:rPr>
           <w:lang w:val="es-419" w:eastAsia="es-CO"/>
         </w:rPr>
@@ -16613,7 +16626,13 @@
               <w:pStyle w:val="TextoTablas"/>
             </w:pPr>
             <w:r>
-              <w:t>Diseñador de contenidos digitales</w:t>
+              <w:t>Diseñador</w:t>
+            </w:r>
+            <w:r>
+              <w:t>a</w:t>
+            </w:r>
+            <w:r>
+              <w:t xml:space="preserve"> de contenidos digitales</w:t>
             </w:r>
           </w:p>
         </w:tc>
@@ -23934,17 +23953,23 @@
 </file>
 
 <file path=customXml/item1.xml><?xml version="1.0" encoding="utf-8"?>
-<?mso-contentType ?>
-<FormTemplates xmlns="http://schemas.microsoft.com/sharepoint/v3/contenttype/forms">
-  <Display>DocumentLibraryForm</Display>
-  <Edit>DocumentLibraryForm</Edit>
-  <New>DocumentLibraryForm</New>
-</FormTemplates>
+<p:properties xmlns:p="http://schemas.microsoft.com/office/2006/metadata/properties" xmlns:xsi="http://www.w3.org/2001/XMLSchema-instance" xmlns:pc="http://schemas.microsoft.com/office/infopath/2007/PartnerControls">
+  <documentManagement>
+    <TaxCatchAll xmlns="67a0edcd-0de5-43ed-8c27-e32f38a00c91" xsi:nil="true"/>
+    <lcf76f155ced4ddcb4097134ff3c332f xmlns="42760c81-fd8e-4d59-8953-7cdb9f38b14f">
+      <Terms xmlns="http://schemas.microsoft.com/office/infopath/2007/PartnerControls"/>
+    </lcf76f155ced4ddcb4097134ff3c332f>
+  </documentManagement>
+</p:properties>
 </file>
 
 <file path=customXml/item2.xml><?xml version="1.0" encoding="utf-8"?>
-<ct:contentTypeSchema xmlns:ct="http://schemas.microsoft.com/office/2006/metadata/contentType" xmlns:ma="http://schemas.microsoft.com/office/2006/metadata/properties/metaAttributes" ct:_="" ma:_="" ma:contentTypeName="Documento" ma:contentTypeID="0x01010005252A1EF3BD024F856B47B579AB5244" ma:contentTypeVersion="12" ma:contentTypeDescription="Crear nuevo documento." ma:contentTypeScope="" ma:versionID="32d0e18b85ac20c34eab62df21c0cf58">
-  <xsd:schema xmlns:xsd="http://www.w3.org/2001/XMLSchema" xmlns:xs="http://www.w3.org/2001/XMLSchema" xmlns:p="http://schemas.microsoft.com/office/2006/metadata/properties" xmlns:ns2="42760c81-fd8e-4d59-8953-7cdb9f38b14f" xmlns:ns3="67a0edcd-0de5-43ed-8c27-e32f38a00c91" targetNamespace="http://schemas.microsoft.com/office/2006/metadata/properties" ma:root="true" ma:fieldsID="cc2c149e99f10870fd5bc3964e5386d3" ns2:_="" ns3:_="">
+<b:Sources xmlns:b="http://schemas.openxmlformats.org/officeDocument/2006/bibliography" xmlns="http://schemas.openxmlformats.org/officeDocument/2006/bibliography" SelectedStyle="\APASixthEditionOfficeOnline.xsl" StyleName="APA" Version="6"/>
+</file>
+
+<file path=customXml/item3.xml><?xml version="1.0" encoding="utf-8"?>
+<ct:contentTypeSchema xmlns:ct="http://schemas.microsoft.com/office/2006/metadata/contentType" xmlns:ma="http://schemas.microsoft.com/office/2006/metadata/properties/metaAttributes" ct:_="" ma:_="" ma:contentTypeName="Documento" ma:contentTypeID="0x01010005252A1EF3BD024F856B47B579AB5244" ma:contentTypeVersion="13" ma:contentTypeDescription="Crear nuevo documento." ma:contentTypeScope="" ma:versionID="ddfaac56a287547bce89452cd31c5884">
+  <xsd:schema xmlns:xsd="http://www.w3.org/2001/XMLSchema" xmlns:xs="http://www.w3.org/2001/XMLSchema" xmlns:p="http://schemas.microsoft.com/office/2006/metadata/properties" xmlns:ns2="42760c81-fd8e-4d59-8953-7cdb9f38b14f" xmlns:ns3="67a0edcd-0de5-43ed-8c27-e32f38a00c91" targetNamespace="http://schemas.microsoft.com/office/2006/metadata/properties" ma:root="true" ma:fieldsID="5ac878f7c8dbf4633d03f1982e859186" ns2:_="" ns3:_="">
     <xsd:import namespace="42760c81-fd8e-4d59-8953-7cdb9f38b14f"/>
     <xsd:import namespace="67a0edcd-0de5-43ed-8c27-e32f38a00c91"/>
     <xsd:element name="properties">
@@ -23964,6 +23989,7 @@
                 <xsd:element ref="ns3:TaxCatchAll" minOccurs="0"/>
                 <xsd:element ref="ns2:MediaServiceOCR" minOccurs="0"/>
                 <xsd:element ref="ns2:MediaServiceLocation" minOccurs="0"/>
+                <xsd:element ref="ns2:MediaServiceBillingMetadata" minOccurs="0"/>
               </xsd:all>
             </xsd:complexType>
           </xsd:element>
@@ -24026,6 +24052,11 @@
     <xsd:element name="MediaServiceLocation" ma:index="19" nillable="true" ma:displayName="Location" ma:description="" ma:indexed="true" ma:internalName="MediaServiceLocation" ma:readOnly="true">
       <xsd:simpleType>
         <xsd:restriction base="dms:Text"/>
+      </xsd:simpleType>
+    </xsd:element>
+    <xsd:element name="MediaServiceBillingMetadata" ma:index="20" nillable="true" ma:displayName="MediaServiceBillingMetadata" ma:hidden="true" ma:internalName="MediaServiceBillingMetadata" ma:readOnly="true">
+      <xsd:simpleType>
+        <xsd:restriction base="dms:Note"/>
       </xsd:simpleType>
     </xsd:element>
   </xsd:schema>
@@ -24143,57 +24174,16 @@
 </ct:contentTypeSchema>
 </file>
 
-<file path=customXml/item3.xml><?xml version="1.0" encoding="utf-8"?>
-<b:Sources xmlns:b="http://schemas.openxmlformats.org/officeDocument/2006/bibliography" xmlns="http://schemas.openxmlformats.org/officeDocument/2006/bibliography" SelectedStyle="\APASixthEditionOfficeOnline.xsl" StyleName="APA" Version="6"/>
-</file>
-
 <file path=customXml/item4.xml><?xml version="1.0" encoding="utf-8"?>
-<p:properties xmlns:p="http://schemas.microsoft.com/office/2006/metadata/properties" xmlns:xsi="http://www.w3.org/2001/XMLSchema-instance" xmlns:pc="http://schemas.microsoft.com/office/infopath/2007/PartnerControls">
-  <documentManagement>
-    <TaxCatchAll xmlns="67a0edcd-0de5-43ed-8c27-e32f38a00c91" xsi:nil="true"/>
-    <lcf76f155ced4ddcb4097134ff3c332f xmlns="42760c81-fd8e-4d59-8953-7cdb9f38b14f">
-      <Terms xmlns="http://schemas.microsoft.com/office/infopath/2007/PartnerControls"/>
-    </lcf76f155ced4ddcb4097134ff3c332f>
-  </documentManagement>
-</p:properties>
+<?mso-contentType ?>
+<FormTemplates xmlns="http://schemas.microsoft.com/sharepoint/v3/contenttype/forms">
+  <Display>DocumentLibraryForm</Display>
+  <Edit>DocumentLibraryForm</Edit>
+  <New>DocumentLibraryForm</New>
+</FormTemplates>
 </file>
 
 <file path=customXml/itemProps1.xml><?xml version="1.0" encoding="utf-8"?>
-<ds:datastoreItem xmlns:ds="http://schemas.openxmlformats.org/officeDocument/2006/customXml" ds:itemID="{81CBDEC1-3B00-44ED-AD36-0268077980BA}">
-  <ds:schemaRefs>
-    <ds:schemaRef ds:uri="http://schemas.microsoft.com/sharepoint/v3/contenttype/forms"/>
-  </ds:schemaRefs>
-</ds:datastoreItem>
-</file>
-
-<file path=customXml/itemProps2.xml><?xml version="1.0" encoding="utf-8"?>
-<ds:datastoreItem xmlns:ds="http://schemas.openxmlformats.org/officeDocument/2006/customXml" ds:itemID="{D631B5F6-759A-4349-80C9-DBD699C217E2}">
-  <ds:schemaRefs>
-    <ds:schemaRef ds:uri="http://schemas.microsoft.com/office/2006/metadata/contentType"/>
-    <ds:schemaRef ds:uri="http://schemas.microsoft.com/office/2006/metadata/properties/metaAttributes"/>
-    <ds:schemaRef ds:uri="http://www.w3.org/2001/XMLSchema"/>
-    <ds:schemaRef ds:uri="http://schemas.microsoft.com/office/2006/metadata/properties"/>
-    <ds:schemaRef ds:uri="42760c81-fd8e-4d59-8953-7cdb9f38b14f"/>
-    <ds:schemaRef ds:uri="67a0edcd-0de5-43ed-8c27-e32f38a00c91"/>
-    <ds:schemaRef ds:uri="http://schemas.microsoft.com/office/2006/documentManagement/types"/>
-    <ds:schemaRef ds:uri="http://schemas.microsoft.com/office/infopath/2007/PartnerControls"/>
-    <ds:schemaRef ds:uri="http://schemas.openxmlformats.org/package/2006/metadata/core-properties"/>
-    <ds:schemaRef ds:uri="http://purl.org/dc/elements/1.1/"/>
-    <ds:schemaRef ds:uri="http://purl.org/dc/terms/"/>
-    <ds:schemaRef ds:uri="http://schemas.microsoft.com/internal/obd"/>
-  </ds:schemaRefs>
-</ds:datastoreItem>
-</file>
-
-<file path=customXml/itemProps3.xml><?xml version="1.0" encoding="utf-8"?>
-<ds:datastoreItem xmlns:ds="http://schemas.openxmlformats.org/officeDocument/2006/customXml" ds:itemID="{E8AB44A3-7C62-4BD2-82ED-8ABC209970FA}">
-  <ds:schemaRefs>
-    <ds:schemaRef ds:uri="http://schemas.openxmlformats.org/officeDocument/2006/bibliography"/>
-  </ds:schemaRefs>
-</ds:datastoreItem>
-</file>
-
-<file path=customXml/itemProps4.xml><?xml version="1.0" encoding="utf-8"?>
 <ds:datastoreItem xmlns:ds="http://schemas.openxmlformats.org/officeDocument/2006/customXml" ds:itemID="{1145D752-ACC1-45E1-AB53-0C756F67FC7F}">
   <ds:schemaRefs>
     <ds:schemaRef ds:uri="http://schemas.microsoft.com/office/2006/metadata/properties"/>
@@ -24202,4 +24192,24 @@
     <ds:schemaRef ds:uri="42760c81-fd8e-4d59-8953-7cdb9f38b14f"/>
   </ds:schemaRefs>
 </ds:datastoreItem>
+</file>
+
+<file path=customXml/itemProps2.xml><?xml version="1.0" encoding="utf-8"?>
+<ds:datastoreItem xmlns:ds="http://schemas.openxmlformats.org/officeDocument/2006/customXml" ds:itemID="{E8AB44A3-7C62-4BD2-82ED-8ABC209970FA}">
+  <ds:schemaRefs>
+    <ds:schemaRef ds:uri="http://schemas.openxmlformats.org/officeDocument/2006/bibliography"/>
+  </ds:schemaRefs>
+</ds:datastoreItem>
+</file>
+
+<file path=customXml/itemProps3.xml><?xml version="1.0" encoding="utf-8"?>
+<ds:datastoreItem xmlns:ds="http://schemas.openxmlformats.org/officeDocument/2006/customXml" ds:itemID="{28A0BB10-308B-4B06-8910-A2CE93AB8C17}"/>
+</file>
+
+<file path=customXml/itemProps4.xml><?xml version="1.0" encoding="utf-8"?>
+<ds:datastoreItem xmlns:ds="http://schemas.openxmlformats.org/officeDocument/2006/customXml" ds:itemID="{81CBDEC1-3B00-44ED-AD36-0268077980BA}">
+  <ds:schemaRefs>
+    <ds:schemaRef ds:uri="http://schemas.microsoft.com/sharepoint/v3/contenttype/forms"/>
+  </ds:schemaRefs>
+</ds:datastoreItem>
 </file>